--- a/SD202 - Written Assessment - Alexa Ceniza - 270409924.docx
+++ b/SD202 - Written Assessment - Alexa Ceniza - 270409924.docx
@@ -626,73 +626,7 @@
           <w:szCs w:val="22"/>
           <w:lang w:val="en-NZ"/>
         </w:rPr>
-        <w:t xml:space="preserve"> dictionaries. I also used </w:t>
-      </w:r>
-      <w:proofErr w:type="gramStart"/>
-      <w:r>
-        <w:rPr>
-          <w:rFonts w:ascii="Arial" w:hAnsi="Arial" w:cs="Arial"/>
-          <w:sz w:val="22"/>
-          <w:szCs w:val="22"/>
-          <w:lang w:val="en-NZ"/>
-        </w:rPr>
-        <w:t>round(</w:t>
-      </w:r>
-      <w:proofErr w:type="gramEnd"/>
-      <w:r>
-        <w:rPr>
-          <w:rFonts w:ascii="Arial" w:hAnsi="Arial" w:cs="Arial"/>
-          <w:sz w:val="22"/>
-          <w:szCs w:val="22"/>
-          <w:lang w:val="en-NZ"/>
-        </w:rPr>
-        <w:t xml:space="preserve">) on the </w:t>
-      </w:r>
-      <w:proofErr w:type="gramStart"/>
-      <w:r>
-        <w:rPr>
-          <w:rFonts w:ascii="Arial" w:hAnsi="Arial" w:cs="Arial"/>
-          <w:sz w:val="22"/>
-          <w:szCs w:val="22"/>
-          <w:lang w:val="en-NZ"/>
-        </w:rPr>
-        <w:t>totals</w:t>
-      </w:r>
-      <w:proofErr w:type="gramEnd"/>
-      <w:r>
-        <w:rPr>
-          <w:rFonts w:ascii="Arial" w:hAnsi="Arial" w:cs="Arial"/>
-          <w:sz w:val="22"/>
-          <w:szCs w:val="22"/>
-          <w:lang w:val="en-NZ"/>
-        </w:rPr>
-        <w:t xml:space="preserve"> so they display to two decimal places, because adding decimals in Python sometimes produce</w:t>
-      </w:r>
-      <w:r>
-        <w:rPr>
-          <w:rFonts w:ascii="Arial" w:hAnsi="Arial" w:cs="Arial"/>
-          <w:sz w:val="22"/>
-          <w:szCs w:val="22"/>
-          <w:lang w:val="en-NZ"/>
-        </w:rPr>
-        <w:t>s</w:t>
-      </w:r>
-      <w:r>
-        <w:rPr>
-          <w:rFonts w:ascii="Arial" w:hAnsi="Arial" w:cs="Arial"/>
-          <w:sz w:val="22"/>
-          <w:szCs w:val="22"/>
-          <w:lang w:val="en-NZ"/>
-        </w:rPr>
-        <w:t xml:space="preserve"> a long result such as </w:t>
-      </w:r>
-      <w:r>
-        <w:rPr>
-          <w:rFonts w:ascii="Arial" w:hAnsi="Arial" w:cs="Arial"/>
-          <w:sz w:val="22"/>
-          <w:szCs w:val="22"/>
-        </w:rPr>
-        <w:t>1.7000000000000002.</w:t>
+        <w:t xml:space="preserve"> dictionaries. </w:t>
       </w:r>
     </w:p>
     <w:p>
@@ -714,13 +648,13 @@
           <w:lang w:val="en-NZ"/>
         </w:rPr>
         <w:drawing>
-          <wp:anchor distT="0" distB="0" distL="114300" distR="114300" simplePos="0" relativeHeight="251671552" behindDoc="0" locked="0" layoutInCell="1" allowOverlap="1" wp14:anchorId="07859896" wp14:editId="7A6BB02C">
+          <wp:anchor distT="0" distB="0" distL="114300" distR="114300" simplePos="0" relativeHeight="251671552" behindDoc="0" locked="0" layoutInCell="1" allowOverlap="1" wp14:anchorId="07859896" wp14:editId="7E030E54">
             <wp:simplePos x="0" y="0"/>
             <wp:positionH relativeFrom="margin">
               <wp:align>center</wp:align>
             </wp:positionH>
             <wp:positionV relativeFrom="page">
-              <wp:posOffset>2058835</wp:posOffset>
+              <wp:posOffset>1923470</wp:posOffset>
             </wp:positionV>
             <wp:extent cx="5494020" cy="1829435"/>
             <wp:effectExtent l="0" t="0" r="0" b="0"/>
@@ -873,6 +807,8 @@
       <w:r>
         <w:rPr>
           <w:rFonts w:ascii="Arial" w:hAnsi="Arial" w:cs="Arial"/>
+          <w:i/>
+          <w:iCs/>
           <w:sz w:val="22"/>
           <w:szCs w:val="22"/>
           <w:lang w:val="en-NZ"/>
@@ -883,11 +819,22 @@
       <w:r>
         <w:rPr>
           <w:rFonts w:ascii="Arial" w:hAnsi="Arial" w:cs="Arial"/>
-          <w:sz w:val="22"/>
-          <w:szCs w:val="22"/>
-          <w:lang w:val="en-NZ"/>
-        </w:rPr>
-        <w:t xml:space="preserve">) taken out, two of these printed long results – </w:t>
+          <w:i/>
+          <w:iCs/>
+          <w:sz w:val="22"/>
+          <w:szCs w:val="22"/>
+          <w:lang w:val="en-NZ"/>
+        </w:rPr>
+        <w:t>)</w:t>
+      </w:r>
+      <w:r>
+        <w:rPr>
+          <w:rFonts w:ascii="Arial" w:hAnsi="Arial" w:cs="Arial"/>
+          <w:sz w:val="22"/>
+          <w:szCs w:val="22"/>
+          <w:lang w:val="en-NZ"/>
+        </w:rPr>
+        <w:t xml:space="preserve"> taken out, two of these printed long results – </w:t>
       </w:r>
       <w:r>
         <w:rPr>
@@ -919,7 +866,7 @@
           <w:sz w:val="22"/>
           <w:szCs w:val="22"/>
         </w:rPr>
-        <w:t xml:space="preserve"> so the totals always display to two decimals places</w:t>
+        <w:t xml:space="preserve"> so the totals always display to two decimal places</w:t>
       </w:r>
       <w:r>
         <w:rPr>
@@ -949,16 +896,6 @@
           <w:lang w:val="en-NZ"/>
         </w:rPr>
       </w:pPr>
-    </w:p>
-    <w:p>
-      <w:pPr>
-        <w:rPr>
-          <w:rFonts w:ascii="Arial" w:hAnsi="Arial" w:cs="Arial"/>
-          <w:sz w:val="22"/>
-          <w:szCs w:val="22"/>
-          <w:lang w:val="en-NZ"/>
-        </w:rPr>
-      </w:pPr>
       <w:r>
         <w:rPr>
           <w:rFonts w:ascii="Arial" w:hAnsi="Arial" w:cs="Arial"/>
@@ -969,13 +906,13 @@
           <w:lang w:val="en-NZ"/>
         </w:rPr>
         <w:drawing>
-          <wp:anchor distT="0" distB="0" distL="114300" distR="114300" simplePos="0" relativeHeight="251673600" behindDoc="0" locked="0" layoutInCell="1" allowOverlap="1" wp14:anchorId="24CC86DD" wp14:editId="28C48E7A">
+          <wp:anchor distT="0" distB="0" distL="114300" distR="114300" simplePos="0" relativeHeight="251673600" behindDoc="0" locked="0" layoutInCell="1" allowOverlap="1" wp14:anchorId="24CC86DD" wp14:editId="7C5FCDC2">
             <wp:simplePos x="0" y="0"/>
             <wp:positionH relativeFrom="margin">
               <wp:align>center</wp:align>
             </wp:positionH>
             <wp:positionV relativeFrom="page">
-              <wp:posOffset>5613373</wp:posOffset>
+              <wp:posOffset>5509398</wp:posOffset>
             </wp:positionV>
             <wp:extent cx="4714875" cy="3760470"/>
             <wp:effectExtent l="0" t="0" r="9525" b="0"/>
@@ -1171,6 +1108,7 @@
           <w:szCs w:val="22"/>
           <w:lang w:val="en-NZ"/>
         </w:rPr>
+        <w:lastRenderedPageBreak/>
         <w:t>While debugging I found that an earlier version of my code ha</w:t>
       </w:r>
       <w:r>
@@ -1252,16 +1190,6 @@
           <w:lang w:val="en-NZ"/>
         </w:rPr>
       </w:pPr>
-    </w:p>
-    <w:p>
-      <w:pPr>
-        <w:rPr>
-          <w:rFonts w:ascii="Arial" w:hAnsi="Arial" w:cs="Arial"/>
-          <w:sz w:val="22"/>
-          <w:szCs w:val="22"/>
-          <w:lang w:val="en-NZ"/>
-        </w:rPr>
-      </w:pPr>
       <w:r>
         <w:rPr>
           <w:rFonts w:ascii="Arial" w:hAnsi="Arial" w:cs="Arial"/>
@@ -1271,13 +1199,13 @@
           <w:lang w:val="en-NZ"/>
         </w:rPr>
         <w:drawing>
-          <wp:anchor distT="0" distB="0" distL="114300" distR="114300" simplePos="0" relativeHeight="251672576" behindDoc="0" locked="0" layoutInCell="1" allowOverlap="1" wp14:anchorId="3D60967A" wp14:editId="20F44C77">
+          <wp:anchor distT="0" distB="0" distL="114300" distR="114300" simplePos="0" relativeHeight="251672576" behindDoc="0" locked="0" layoutInCell="1" allowOverlap="1" wp14:anchorId="3D60967A" wp14:editId="50B0560D">
             <wp:simplePos x="0" y="0"/>
             <wp:positionH relativeFrom="margin">
               <wp:align>center</wp:align>
             </wp:positionH>
             <wp:positionV relativeFrom="page">
-              <wp:posOffset>1595672</wp:posOffset>
+              <wp:posOffset>1388386</wp:posOffset>
             </wp:positionV>
             <wp:extent cx="3490595" cy="1111250"/>
             <wp:effectExtent l="0" t="0" r="0" b="0"/>
@@ -1366,6 +1294,16 @@
           <w:lang w:val="en-NZ"/>
         </w:rPr>
       </w:pPr>
+    </w:p>
+    <w:p>
+      <w:pPr>
+        <w:rPr>
+          <w:rFonts w:ascii="Arial" w:hAnsi="Arial" w:cs="Arial"/>
+          <w:sz w:val="22"/>
+          <w:szCs w:val="22"/>
+          <w:lang w:val="en-NZ"/>
+        </w:rPr>
+      </w:pPr>
       <w:r>
         <w:rPr>
           <w:rFonts w:ascii="Arial" w:hAnsi="Arial" w:cs="Arial"/>
@@ -1666,39 +1604,39 @@
           <w:szCs w:val="22"/>
           <w:lang w:val="en-NZ"/>
         </w:rPr>
+        <w:t>Task 2: Sports Emojis</w:t>
+      </w:r>
+      <w:r>
+        <w:rPr>
+          <w:rFonts w:ascii="Arial" w:hAnsi="Arial" w:cs="Arial"/>
+          <w:color w:val="FF0000"/>
+          <w:sz w:val="22"/>
+          <w:szCs w:val="22"/>
+          <w:lang w:val="en-NZ"/>
+        </w:rPr>
+        <w:t xml:space="preserve"> – Code Evidence</w:t>
+      </w:r>
+    </w:p>
+    <w:p>
+      <w:pPr>
+        <w:rPr>
+          <w:rFonts w:ascii="Arial" w:hAnsi="Arial" w:cs="Arial"/>
+          <w:color w:val="FF0000"/>
+          <w:sz w:val="22"/>
+          <w:szCs w:val="22"/>
+          <w:lang w:val="en-NZ"/>
+        </w:rPr>
+      </w:pPr>
+      <w:r>
+        <w:rPr>
+          <w:rFonts w:ascii="Arial" w:hAnsi="Arial" w:cs="Arial"/>
+          <w:noProof/>
+          <w:color w:val="FF0000"/>
+          <w:sz w:val="22"/>
+          <w:szCs w:val="22"/>
+          <w:lang w:val="en-NZ"/>
+        </w:rPr>
         <w:lastRenderedPageBreak/>
-        <w:t>Task 2: Sports Emojis</w:t>
-      </w:r>
-      <w:r>
-        <w:rPr>
-          <w:rFonts w:ascii="Arial" w:hAnsi="Arial" w:cs="Arial"/>
-          <w:color w:val="FF0000"/>
-          <w:sz w:val="22"/>
-          <w:szCs w:val="22"/>
-          <w:lang w:val="en-NZ"/>
-        </w:rPr>
-        <w:t xml:space="preserve"> – Code Evidence</w:t>
-      </w:r>
-    </w:p>
-    <w:p>
-      <w:pPr>
-        <w:rPr>
-          <w:rFonts w:ascii="Arial" w:hAnsi="Arial" w:cs="Arial"/>
-          <w:color w:val="FF0000"/>
-          <w:sz w:val="22"/>
-          <w:szCs w:val="22"/>
-          <w:lang w:val="en-NZ"/>
-        </w:rPr>
-      </w:pPr>
-      <w:r>
-        <w:rPr>
-          <w:rFonts w:ascii="Arial" w:hAnsi="Arial" w:cs="Arial"/>
-          <w:noProof/>
-          <w:color w:val="FF0000"/>
-          <w:sz w:val="22"/>
-          <w:szCs w:val="22"/>
-          <w:lang w:val="en-NZ"/>
-        </w:rPr>
         <w:drawing>
           <wp:anchor distT="0" distB="0" distL="114300" distR="114300" simplePos="0" relativeHeight="251674624" behindDoc="0" locked="0" layoutInCell="1" allowOverlap="1" wp14:anchorId="20446163" wp14:editId="1554A9FE">
             <wp:simplePos x="0" y="0"/>
@@ -2526,7 +2464,7 @@
           <w:sz w:val="22"/>
           <w:szCs w:val="22"/>
         </w:rPr>
-        <w:t>I tested the program using the four sample scenarios from the assessment guideline. The first two converted all five keywords correctly, and in t he second one both “</w:t>
+        <w:t>I tested the program using the four sample scenarios from the assessment guideline. The first two converted all five keywords correctly, and in the second one both “</w:t>
       </w:r>
       <w:proofErr w:type="spellStart"/>
       <w:r>

--- a/SD202 - Written Assessment - Alexa Ceniza - 270409924.docx
+++ b/SD202 - Written Assessment - Alexa Ceniza - 270409924.docx
@@ -1596,14 +1596,26 @@
           <w:lang w:val="en-NZ"/>
         </w:rPr>
       </w:pPr>
-      <w:r>
-        <w:rPr>
-          <w:rFonts w:ascii="Arial" w:hAnsi="Arial" w:cs="Arial"/>
-          <w:color w:val="FF0000"/>
-          <w:sz w:val="22"/>
-          <w:szCs w:val="22"/>
-          <w:lang w:val="en-NZ"/>
-        </w:rPr>
+    </w:p>
+    <w:p>
+      <w:pPr>
+        <w:rPr>
+          <w:rFonts w:ascii="Arial" w:hAnsi="Arial" w:cs="Arial"/>
+          <w:color w:val="FF0000"/>
+          <w:sz w:val="22"/>
+          <w:szCs w:val="22"/>
+          <w:lang w:val="en-NZ"/>
+        </w:rPr>
+      </w:pPr>
+      <w:r>
+        <w:rPr>
+          <w:rFonts w:ascii="Arial" w:hAnsi="Arial" w:cs="Arial"/>
+          <w:color w:val="FF0000"/>
+          <w:sz w:val="22"/>
+          <w:szCs w:val="22"/>
+          <w:lang w:val="en-NZ"/>
+        </w:rPr>
+        <w:lastRenderedPageBreak/>
         <w:t>Task 2: Sports Emojis</w:t>
       </w:r>
       <w:r>
@@ -1636,9 +1648,8 @@
           <w:szCs w:val="22"/>
           <w:lang w:val="en-NZ"/>
         </w:rPr>
-        <w:lastRenderedPageBreak/>
         <w:drawing>
-          <wp:anchor distT="0" distB="0" distL="114300" distR="114300" simplePos="0" relativeHeight="251674624" behindDoc="0" locked="0" layoutInCell="1" allowOverlap="1" wp14:anchorId="20446163" wp14:editId="1554A9FE">
+          <wp:anchor distT="0" distB="0" distL="114300" distR="114300" simplePos="0" relativeHeight="251674624" behindDoc="0" locked="0" layoutInCell="1" allowOverlap="1" wp14:anchorId="20446163" wp14:editId="7CA5E3BB">
             <wp:simplePos x="0" y="0"/>
             <wp:positionH relativeFrom="margin">
               <wp:align>center</wp:align>
@@ -3586,6 +3597,7 @@
       <w:r>
         <w:rPr>
           <w:rFonts w:ascii="Arial" w:hAnsi="Arial" w:cs="Arial"/>
+          <w:noProof/>
           <w:sz w:val="22"/>
           <w:szCs w:val="22"/>
           <w:lang w:val="en-NZ"/>
@@ -3714,12 +3726,13 @@
       <w:r>
         <w:rPr>
           <w:rFonts w:ascii="Arial" w:hAnsi="Arial" w:cs="Arial"/>
+          <w:noProof/>
           <w:color w:val="FF0000"/>
           <w:sz w:val="22"/>
           <w:szCs w:val="22"/>
         </w:rPr>
         <w:drawing>
-          <wp:anchor distT="0" distB="0" distL="114300" distR="114300" simplePos="0" relativeHeight="251693056" behindDoc="0" locked="0" layoutInCell="1" allowOverlap="1" wp14:anchorId="386CD4A9" wp14:editId="1A0AFD2D">
+          <wp:anchor distT="0" distB="0" distL="114300" distR="114300" simplePos="0" relativeHeight="251693056" behindDoc="0" locked="0" layoutInCell="1" allowOverlap="1" wp14:anchorId="386CD4A9" wp14:editId="40AB09DB">
             <wp:simplePos x="0" y="0"/>
             <wp:positionH relativeFrom="margin">
               <wp:align>center</wp:align>
@@ -4087,13 +4100,14 @@
       <w:r>
         <w:rPr>
           <w:rFonts w:ascii="Arial" w:hAnsi="Arial" w:cs="Arial"/>
+          <w:noProof/>
           <w:color w:val="FF0000"/>
           <w:sz w:val="22"/>
           <w:szCs w:val="22"/>
           <w:lang w:val="en-NZ"/>
         </w:rPr>
         <w:drawing>
-          <wp:anchor distT="0" distB="0" distL="114300" distR="114300" simplePos="0" relativeHeight="251695104" behindDoc="0" locked="0" layoutInCell="1" allowOverlap="1" wp14:anchorId="6EA49453" wp14:editId="35FFB1E7">
+          <wp:anchor distT="0" distB="0" distL="114300" distR="114300" simplePos="0" relativeHeight="251695104" behindDoc="0" locked="0" layoutInCell="1" allowOverlap="1" wp14:anchorId="6EA49453" wp14:editId="5186EFD1">
             <wp:simplePos x="0" y="0"/>
             <wp:positionH relativeFrom="margin">
               <wp:align>left</wp:align>
@@ -4166,11 +4180,12 @@
       <w:r>
         <w:rPr>
           <w:rFonts w:ascii="Arial" w:hAnsi="Arial" w:cs="Arial"/>
+          <w:noProof/>
           <w:sz w:val="22"/>
           <w:szCs w:val="22"/>
         </w:rPr>
         <w:drawing>
-          <wp:anchor distT="0" distB="0" distL="114300" distR="114300" simplePos="0" relativeHeight="251694080" behindDoc="0" locked="0" layoutInCell="1" allowOverlap="1" wp14:anchorId="70E7B2C6" wp14:editId="3868E527">
+          <wp:anchor distT="0" distB="0" distL="114300" distR="114300" simplePos="0" relativeHeight="251694080" behindDoc="0" locked="0" layoutInCell="1" allowOverlap="1" wp14:anchorId="70E7B2C6" wp14:editId="33A4BA2C">
             <wp:simplePos x="0" y="0"/>
             <wp:positionH relativeFrom="margin">
               <wp:align>center</wp:align>
@@ -5257,6 +5272,7 @@
           <w:rFonts w:ascii="Arial" w:hAnsi="Arial" w:cs="Arial"/>
           <w:b/>
           <w:bCs/>
+          <w:noProof/>
           <w:sz w:val="22"/>
           <w:szCs w:val="22"/>
         </w:rPr>
@@ -5522,17 +5538,18 @@
           <w:rFonts w:ascii="Arial" w:hAnsi="Arial" w:cs="Arial"/>
           <w:b/>
           <w:bCs/>
+          <w:noProof/>
           <w:sz w:val="22"/>
           <w:szCs w:val="22"/>
         </w:rPr>
         <w:drawing>
-          <wp:anchor distT="0" distB="0" distL="114300" distR="114300" simplePos="0" relativeHeight="251697152" behindDoc="0" locked="0" layoutInCell="1" allowOverlap="1" wp14:anchorId="7CE2C594" wp14:editId="4D9F3D88">
+          <wp:anchor distT="0" distB="0" distL="114300" distR="114300" simplePos="0" relativeHeight="251697152" behindDoc="0" locked="0" layoutInCell="1" allowOverlap="1" wp14:anchorId="7CE2C594" wp14:editId="46F66219">
             <wp:simplePos x="0" y="0"/>
             <wp:positionH relativeFrom="margin">
-              <wp:align>left</wp:align>
+              <wp:align>right</wp:align>
             </wp:positionH>
             <wp:positionV relativeFrom="page">
-              <wp:posOffset>1415305</wp:posOffset>
+              <wp:posOffset>1262380</wp:posOffset>
             </wp:positionV>
             <wp:extent cx="6858000" cy="3686175"/>
             <wp:effectExtent l="0" t="0" r="0" b="9525"/>
@@ -5754,6 +5771,7 @@
           <w:rFonts w:ascii="Arial" w:hAnsi="Arial" w:cs="Arial"/>
           <w:b/>
           <w:bCs/>
+          <w:noProof/>
           <w:sz w:val="22"/>
           <w:szCs w:val="22"/>
         </w:rPr>
@@ -6128,6 +6146,7 @@
       <w:r>
         <w:rPr>
           <w:rFonts w:ascii="Arial" w:hAnsi="Arial" w:cs="Arial"/>
+          <w:noProof/>
           <w:sz w:val="22"/>
           <w:szCs w:val="22"/>
         </w:rPr>
@@ -7008,6 +7027,7 @@
   <w:style w:type="character" w:default="1" w:styleId="DefaultParagraphFont">
     <w:name w:val="Default Paragraph Font"/>
     <w:uiPriority w:val="1"/>
+    <w:semiHidden/>
     <w:unhideWhenUsed/>
   </w:style>
   <w:style w:type="table" w:default="1" w:styleId="TableNormal">

--- a/SD202 - Written Assessment - Alexa Ceniza - 270409924.docx
+++ b/SD202 - Written Assessment - Alexa Ceniza - 270409924.docx
@@ -6,6 +6,67 @@
       <w:pPr>
         <w:rPr>
           <w:rFonts w:ascii="Arial" w:hAnsi="Arial" w:cs="Arial"/>
+          <w:b/>
+          <w:bCs/>
+          <w:sz w:val="22"/>
+          <w:szCs w:val="22"/>
+          <w:lang w:val="en-NZ"/>
+        </w:rPr>
+      </w:pPr>
+      <w:r>
+        <w:rPr>
+          <w:rFonts w:ascii="Arial" w:hAnsi="Arial" w:cs="Arial"/>
+          <w:b/>
+          <w:bCs/>
+          <w:sz w:val="22"/>
+          <w:szCs w:val="22"/>
+          <w:lang w:val="en-NZ"/>
+        </w:rPr>
+        <w:t xml:space="preserve">GitHub repository: </w:t>
+      </w:r>
+      <w:hyperlink r:id="rId4" w:history="1">
+        <w:r>
+          <w:rPr>
+            <w:rStyle w:val="Hyperlink"/>
+            <w:rFonts w:ascii="Arial" w:hAnsi="Arial" w:cs="Arial"/>
+            <w:b/>
+            <w:bCs/>
+            <w:sz w:val="22"/>
+            <w:szCs w:val="22"/>
+            <w:lang w:val="en-NZ"/>
+          </w:rPr>
+          <w:t>https://github.com/alexceniza/SD</w:t>
+        </w:r>
+        <w:r>
+          <w:rPr>
+            <w:rStyle w:val="Hyperlink"/>
+            <w:rFonts w:ascii="Arial" w:hAnsi="Arial" w:cs="Arial"/>
+            <w:b/>
+            <w:bCs/>
+            <w:sz w:val="22"/>
+            <w:szCs w:val="22"/>
+            <w:lang w:val="en-NZ"/>
+          </w:rPr>
+          <w:t>2</w:t>
+        </w:r>
+        <w:r>
+          <w:rPr>
+            <w:rStyle w:val="Hyperlink"/>
+            <w:rFonts w:ascii="Arial" w:hAnsi="Arial" w:cs="Arial"/>
+            <w:b/>
+            <w:bCs/>
+            <w:sz w:val="22"/>
+            <w:szCs w:val="22"/>
+            <w:lang w:val="en-NZ"/>
+          </w:rPr>
+          <w:t>02-Python-Assessment</w:t>
+        </w:r>
+      </w:hyperlink>
+    </w:p>
+    <w:p>
+      <w:pPr>
+        <w:rPr>
+          <w:rFonts w:ascii="Arial" w:hAnsi="Arial" w:cs="Arial"/>
           <w:color w:val="FF0000"/>
           <w:sz w:val="22"/>
           <w:szCs w:val="22"/>
@@ -63,16 +124,16 @@
           <w:lang w:val="en-NZ"/>
         </w:rPr>
         <w:drawing>
-          <wp:anchor distT="0" distB="0" distL="114300" distR="114300" simplePos="0" relativeHeight="251670528" behindDoc="0" locked="0" layoutInCell="1" allowOverlap="1" wp14:anchorId="50ECF701" wp14:editId="4985B462">
+          <wp:anchor distT="0" distB="0" distL="114300" distR="114300" simplePos="0" relativeHeight="251670528" behindDoc="0" locked="0" layoutInCell="1" allowOverlap="1" wp14:anchorId="50ECF701" wp14:editId="2D5125F3">
             <wp:simplePos x="0" y="0"/>
             <wp:positionH relativeFrom="margin">
               <wp:align>center</wp:align>
             </wp:positionH>
-            <wp:positionV relativeFrom="page">
-              <wp:posOffset>866526</wp:posOffset>
+            <wp:positionV relativeFrom="margin">
+              <wp:posOffset>580390</wp:posOffset>
             </wp:positionV>
-            <wp:extent cx="4977130" cy="8627110"/>
-            <wp:effectExtent l="0" t="0" r="0" b="2540"/>
+            <wp:extent cx="4857750" cy="8420100"/>
+            <wp:effectExtent l="0" t="0" r="0" b="0"/>
             <wp:wrapSquare wrapText="bothSides"/>
             <wp:docPr id="1792105447" name="Picture 1"/>
             <wp:cNvGraphicFramePr>
@@ -86,7 +147,7 @@
                     <pic:cNvPicPr/>
                   </pic:nvPicPr>
                   <pic:blipFill>
-                    <a:blip r:embed="rId4">
+                    <a:blip r:embed="rId5">
                       <a:extLst>
                         <a:ext uri="{28A0092B-C50C-407E-A947-70E740481C1C}">
                           <a14:useLocalDpi xmlns:a14="http://schemas.microsoft.com/office/drawing/2010/main" val="0"/>
@@ -100,7 +161,7 @@
                   <pic:spPr>
                     <a:xfrm>
                       <a:off x="0" y="0"/>
-                      <a:ext cx="4977130" cy="8627110"/>
+                      <a:ext cx="4857750" cy="8420100"/>
                     </a:xfrm>
                     <a:prstGeom prst="rect">
                       <a:avLst/>
@@ -118,17 +179,6 @@
           </wp:anchor>
         </w:drawing>
       </w:r>
-    </w:p>
-    <w:p>
-      <w:pPr>
-        <w:rPr>
-          <w:rFonts w:ascii="Arial" w:hAnsi="Arial" w:cs="Arial"/>
-          <w:color w:val="FF0000"/>
-          <w:sz w:val="22"/>
-          <w:szCs w:val="22"/>
-          <w:lang w:val="en-NZ"/>
-        </w:rPr>
-      </w:pPr>
     </w:p>
     <w:p>
       <w:pPr>
@@ -671,7 +721,7 @@
                     <pic:cNvPicPr/>
                   </pic:nvPicPr>
                   <pic:blipFill>
-                    <a:blip r:embed="rId5">
+                    <a:blip r:embed="rId6">
                       <a:extLst>
                         <a:ext uri="{28A0092B-C50C-407E-A947-70E740481C1C}">
                           <a14:useLocalDpi xmlns:a14="http://schemas.microsoft.com/office/drawing/2010/main" val="0"/>
@@ -929,7 +979,7 @@
                     <pic:cNvPicPr/>
                   </pic:nvPicPr>
                   <pic:blipFill>
-                    <a:blip r:embed="rId6" cstate="print">
+                    <a:blip r:embed="rId7" cstate="print">
                       <a:extLst>
                         <a:ext uri="{28A0092B-C50C-407E-A947-70E740481C1C}">
                           <a14:useLocalDpi xmlns:a14="http://schemas.microsoft.com/office/drawing/2010/main" val="0"/>
@@ -1222,7 +1272,7 @@
                     <pic:cNvPicPr/>
                   </pic:nvPicPr>
                   <pic:blipFill>
-                    <a:blip r:embed="rId7">
+                    <a:blip r:embed="rId8">
                       <a:extLst>
                         <a:ext uri="{28A0092B-C50C-407E-A947-70E740481C1C}">
                           <a14:useLocalDpi xmlns:a14="http://schemas.microsoft.com/office/drawing/2010/main" val="0"/>
@@ -1649,7 +1699,7 @@
           <w:lang w:val="en-NZ"/>
         </w:rPr>
         <w:drawing>
-          <wp:anchor distT="0" distB="0" distL="114300" distR="114300" simplePos="0" relativeHeight="251674624" behindDoc="0" locked="0" layoutInCell="1" allowOverlap="1" wp14:anchorId="20446163" wp14:editId="7CA5E3BB">
+          <wp:anchor distT="0" distB="0" distL="114300" distR="114300" simplePos="0" relativeHeight="251674624" behindDoc="0" locked="0" layoutInCell="1" allowOverlap="1" wp14:anchorId="20446163" wp14:editId="6DE5D1E7">
             <wp:simplePos x="0" y="0"/>
             <wp:positionH relativeFrom="margin">
               <wp:align>center</wp:align>
@@ -1672,7 +1722,7 @@
                     <pic:cNvPicPr/>
                   </pic:nvPicPr>
                   <pic:blipFill>
-                    <a:blip r:embed="rId8" cstate="print">
+                    <a:blip r:embed="rId9" cstate="print">
                       <a:extLst>
                         <a:ext uri="{28A0092B-C50C-407E-A947-70E740481C1C}">
                           <a14:useLocalDpi xmlns:a14="http://schemas.microsoft.com/office/drawing/2010/main" val="0"/>
@@ -2001,7 +2051,7 @@
                     <pic:cNvPicPr/>
                   </pic:nvPicPr>
                   <pic:blipFill>
-                    <a:blip r:embed="rId9">
+                    <a:blip r:embed="rId10">
                       <a:extLst>
                         <a:ext uri="{28A0092B-C50C-407E-A947-70E740481C1C}">
                           <a14:useLocalDpi xmlns:a14="http://schemas.microsoft.com/office/drawing/2010/main" val="0"/>
@@ -2176,7 +2226,7 @@
                     <pic:cNvPicPr/>
                   </pic:nvPicPr>
                   <pic:blipFill>
-                    <a:blip r:embed="rId10">
+                    <a:blip r:embed="rId11">
                       <a:extLst>
                         <a:ext uri="{28A0092B-C50C-407E-A947-70E740481C1C}">
                           <a14:useLocalDpi xmlns:a14="http://schemas.microsoft.com/office/drawing/2010/main" val="0"/>
@@ -2239,7 +2289,7 @@
                     <pic:cNvPicPr/>
                   </pic:nvPicPr>
                   <pic:blipFill>
-                    <a:blip r:embed="rId11">
+                    <a:blip r:embed="rId12">
                       <a:extLst>
                         <a:ext uri="{28A0092B-C50C-407E-A947-70E740481C1C}">
                           <a14:useLocalDpi xmlns:a14="http://schemas.microsoft.com/office/drawing/2010/main" val="0"/>
@@ -2302,7 +2352,7 @@
                     <pic:cNvPicPr/>
                   </pic:nvPicPr>
                   <pic:blipFill>
-                    <a:blip r:embed="rId12">
+                    <a:blip r:embed="rId13">
                       <a:extLst>
                         <a:ext uri="{28A0092B-C50C-407E-A947-70E740481C1C}">
                           <a14:useLocalDpi xmlns:a14="http://schemas.microsoft.com/office/drawing/2010/main" val="0"/>
@@ -2365,7 +2415,7 @@
                     <pic:cNvPicPr/>
                   </pic:nvPicPr>
                   <pic:blipFill>
-                    <a:blip r:embed="rId13">
+                    <a:blip r:embed="rId14">
                       <a:extLst>
                         <a:ext uri="{28A0092B-C50C-407E-A947-70E740481C1C}">
                           <a14:useLocalDpi xmlns:a14="http://schemas.microsoft.com/office/drawing/2010/main" val="0"/>
@@ -2428,7 +2478,7 @@
                     <pic:cNvPicPr/>
                   </pic:nvPicPr>
                   <pic:blipFill rotWithShape="1">
-                    <a:blip r:embed="rId14">
+                    <a:blip r:embed="rId15">
                       <a:extLst>
                         <a:ext uri="{28A0092B-C50C-407E-A947-70E740481C1C}">
                           <a14:useLocalDpi xmlns:a14="http://schemas.microsoft.com/office/drawing/2010/main" val="0"/>
@@ -2602,7 +2652,7 @@
                     <pic:cNvPicPr/>
                   </pic:nvPicPr>
                   <pic:blipFill>
-                    <a:blip r:embed="rId15">
+                    <a:blip r:embed="rId16">
                       <a:extLst>
                         <a:ext uri="{28A0092B-C50C-407E-A947-70E740481C1C}">
                           <a14:useLocalDpi xmlns:a14="http://schemas.microsoft.com/office/drawing/2010/main" val="0"/>
@@ -2665,7 +2715,7 @@
                     <pic:cNvPicPr/>
                   </pic:nvPicPr>
                   <pic:blipFill>
-                    <a:blip r:embed="rId16">
+                    <a:blip r:embed="rId17">
                       <a:extLst>
                         <a:ext uri="{28A0092B-C50C-407E-A947-70E740481C1C}">
                           <a14:useLocalDpi xmlns:a14="http://schemas.microsoft.com/office/drawing/2010/main" val="0"/>
@@ -2729,7 +2779,7 @@
                     <pic:cNvPicPr/>
                   </pic:nvPicPr>
                   <pic:blipFill>
-                    <a:blip r:embed="rId17">
+                    <a:blip r:embed="rId18">
                       <a:extLst>
                         <a:ext uri="{28A0092B-C50C-407E-A947-70E740481C1C}">
                           <a14:useLocalDpi xmlns:a14="http://schemas.microsoft.com/office/drawing/2010/main" val="0"/>
@@ -2827,7 +2877,7 @@
                     <pic:cNvPicPr/>
                   </pic:nvPicPr>
                   <pic:blipFill>
-                    <a:blip r:embed="rId18">
+                    <a:blip r:embed="rId19">
                       <a:extLst>
                         <a:ext uri="{28A0092B-C50C-407E-A947-70E740481C1C}">
                           <a14:useLocalDpi xmlns:a14="http://schemas.microsoft.com/office/drawing/2010/main" val="0"/>
@@ -2914,16 +2964,6 @@
           <w:lang w:val="en-NZ"/>
         </w:rPr>
       </w:pPr>
-      <w:r>
-        <w:rPr>
-          <w:rFonts w:ascii="Arial" w:hAnsi="Arial" w:cs="Arial"/>
-          <w:color w:val="FF0000"/>
-          <w:sz w:val="22"/>
-          <w:szCs w:val="22"/>
-          <w:lang w:val="en-NZ"/>
-        </w:rPr>
-        <w:t xml:space="preserve">Refer to the full screenshot above or GitHub for final code. </w:t>
-      </w:r>
     </w:p>
     <w:p>
       <w:pPr>
@@ -3029,7 +3069,7 @@
                     </pic:cNvPicPr>
                   </pic:nvPicPr>
                   <pic:blipFill>
-                    <a:blip r:embed="rId19" cstate="print">
+                    <a:blip r:embed="rId20" cstate="print">
                       <a:extLst>
                         <a:ext uri="{28A0092B-C50C-407E-A947-70E740481C1C}">
                           <a14:useLocalDpi xmlns:a14="http://schemas.microsoft.com/office/drawing/2010/main" val="0"/>
@@ -3626,7 +3666,7 @@
                     <pic:cNvPicPr/>
                   </pic:nvPicPr>
                   <pic:blipFill>
-                    <a:blip r:embed="rId20">
+                    <a:blip r:embed="rId21">
                       <a:extLst>
                         <a:ext uri="{28A0092B-C50C-407E-A947-70E740481C1C}">
                           <a14:useLocalDpi xmlns:a14="http://schemas.microsoft.com/office/drawing/2010/main" val="0"/>
@@ -3732,7 +3772,7 @@
           <w:szCs w:val="22"/>
         </w:rPr>
         <w:drawing>
-          <wp:anchor distT="0" distB="0" distL="114300" distR="114300" simplePos="0" relativeHeight="251693056" behindDoc="0" locked="0" layoutInCell="1" allowOverlap="1" wp14:anchorId="386CD4A9" wp14:editId="40AB09DB">
+          <wp:anchor distT="0" distB="0" distL="114300" distR="114300" simplePos="0" relativeHeight="251693056" behindDoc="0" locked="0" layoutInCell="1" allowOverlap="1" wp14:anchorId="386CD4A9" wp14:editId="27867FE9">
             <wp:simplePos x="0" y="0"/>
             <wp:positionH relativeFrom="margin">
               <wp:align>center</wp:align>
@@ -3757,7 +3797,7 @@
                     </pic:cNvPicPr>
                   </pic:nvPicPr>
                   <pic:blipFill>
-                    <a:blip r:embed="rId21" cstate="print">
+                    <a:blip r:embed="rId22" cstate="print">
                       <a:extLst>
                         <a:ext uri="{28A0092B-C50C-407E-A947-70E740481C1C}">
                           <a14:useLocalDpi xmlns:a14="http://schemas.microsoft.com/office/drawing/2010/main" val="0"/>
@@ -4107,7 +4147,7 @@
           <w:lang w:val="en-NZ"/>
         </w:rPr>
         <w:drawing>
-          <wp:anchor distT="0" distB="0" distL="114300" distR="114300" simplePos="0" relativeHeight="251695104" behindDoc="0" locked="0" layoutInCell="1" allowOverlap="1" wp14:anchorId="6EA49453" wp14:editId="5186EFD1">
+          <wp:anchor distT="0" distB="0" distL="114300" distR="114300" simplePos="0" relativeHeight="251695104" behindDoc="0" locked="0" layoutInCell="1" allowOverlap="1" wp14:anchorId="6EA49453" wp14:editId="2A480221">
             <wp:simplePos x="0" y="0"/>
             <wp:positionH relativeFrom="margin">
               <wp:align>left</wp:align>
@@ -4130,7 +4170,7 @@
                     <pic:cNvPicPr/>
                   </pic:nvPicPr>
                   <pic:blipFill rotWithShape="1">
-                    <a:blip r:embed="rId22" cstate="print">
+                    <a:blip r:embed="rId23" cstate="print">
                       <a:extLst>
                         <a:ext uri="{28A0092B-C50C-407E-A947-70E740481C1C}">
                           <a14:useLocalDpi xmlns:a14="http://schemas.microsoft.com/office/drawing/2010/main" val="0"/>
@@ -4185,7 +4225,7 @@
           <w:szCs w:val="22"/>
         </w:rPr>
         <w:drawing>
-          <wp:anchor distT="0" distB="0" distL="114300" distR="114300" simplePos="0" relativeHeight="251694080" behindDoc="0" locked="0" layoutInCell="1" allowOverlap="1" wp14:anchorId="70E7B2C6" wp14:editId="33A4BA2C">
+          <wp:anchor distT="0" distB="0" distL="114300" distR="114300" simplePos="0" relativeHeight="251694080" behindDoc="0" locked="0" layoutInCell="1" allowOverlap="1" wp14:anchorId="70E7B2C6" wp14:editId="2B59ACD4">
             <wp:simplePos x="0" y="0"/>
             <wp:positionH relativeFrom="margin">
               <wp:align>center</wp:align>
@@ -4208,7 +4248,7 @@
                     <pic:cNvPicPr/>
                   </pic:nvPicPr>
                   <pic:blipFill>
-                    <a:blip r:embed="rId23" cstate="print">
+                    <a:blip r:embed="rId24" cstate="print">
                       <a:extLst>
                         <a:ext uri="{28A0092B-C50C-407E-A947-70E740481C1C}">
                           <a14:useLocalDpi xmlns:a14="http://schemas.microsoft.com/office/drawing/2010/main" val="0"/>
@@ -4924,7 +4964,7 @@
                     </pic:cNvPicPr>
                   </pic:nvPicPr>
                   <pic:blipFill>
-                    <a:blip r:embed="rId24">
+                    <a:blip r:embed="rId25">
                       <a:extLst>
                         <a:ext uri="{28A0092B-C50C-407E-A947-70E740481C1C}">
                           <a14:useLocalDpi xmlns:a14="http://schemas.microsoft.com/office/drawing/2010/main" val="0"/>
@@ -5302,7 +5342,7 @@
                     </pic:cNvPicPr>
                   </pic:nvPicPr>
                   <pic:blipFill>
-                    <a:blip r:embed="rId25">
+                    <a:blip r:embed="rId26">
                       <a:extLst>
                         <a:ext uri="{28A0092B-C50C-407E-A947-70E740481C1C}">
                           <a14:useLocalDpi xmlns:a14="http://schemas.microsoft.com/office/drawing/2010/main" val="0"/>
@@ -5543,7 +5583,7 @@
           <w:szCs w:val="22"/>
         </w:rPr>
         <w:drawing>
-          <wp:anchor distT="0" distB="0" distL="114300" distR="114300" simplePos="0" relativeHeight="251697152" behindDoc="0" locked="0" layoutInCell="1" allowOverlap="1" wp14:anchorId="7CE2C594" wp14:editId="46F66219">
+          <wp:anchor distT="0" distB="0" distL="114300" distR="114300" simplePos="0" relativeHeight="251697152" behindDoc="0" locked="0" layoutInCell="1" allowOverlap="1" wp14:anchorId="7CE2C594" wp14:editId="07D256D4">
             <wp:simplePos x="0" y="0"/>
             <wp:positionH relativeFrom="margin">
               <wp:align>right</wp:align>
@@ -5566,7 +5606,7 @@
                     <pic:cNvPicPr/>
                   </pic:nvPicPr>
                   <pic:blipFill>
-                    <a:blip r:embed="rId26" cstate="print">
+                    <a:blip r:embed="rId27" cstate="print">
                       <a:extLst>
                         <a:ext uri="{28A0092B-C50C-407E-A947-70E740481C1C}">
                           <a14:useLocalDpi xmlns:a14="http://schemas.microsoft.com/office/drawing/2010/main" val="0"/>
@@ -5800,7 +5840,7 @@
                     <pic:cNvPicPr/>
                   </pic:nvPicPr>
                   <pic:blipFill>
-                    <a:blip r:embed="rId27">
+                    <a:blip r:embed="rId28">
                       <a:extLst>
                         <a:ext uri="{28A0092B-C50C-407E-A947-70E740481C1C}">
                           <a14:useLocalDpi xmlns:a14="http://schemas.microsoft.com/office/drawing/2010/main" val="0"/>
@@ -6174,7 +6214,7 @@
                     <pic:cNvPicPr/>
                   </pic:nvPicPr>
                   <pic:blipFill>
-                    <a:blip r:embed="rId28">
+                    <a:blip r:embed="rId29">
                       <a:extLst>
                         <a:ext uri="{28A0092B-C50C-407E-A947-70E740481C1C}">
                           <a14:useLocalDpi xmlns:a14="http://schemas.microsoft.com/office/drawing/2010/main" val="0"/>
@@ -7364,6 +7404,18 @@
       <w:shd w:val="clear" w:color="auto" w:fill="E1DFDD"/>
     </w:rPr>
   </w:style>
+  <w:style w:type="character" w:styleId="FollowedHyperlink">
+    <w:name w:val="FollowedHyperlink"/>
+    <w:basedOn w:val="DefaultParagraphFont"/>
+    <w:uiPriority w:val="99"/>
+    <w:semiHidden/>
+    <w:unhideWhenUsed/>
+    <w:rsid w:val="009825F5"/>
+    <w:rPr>
+      <w:color w:val="96607D" w:themeColor="followedHyperlink"/>
+      <w:u w:val="single"/>
+    </w:rPr>
+  </w:style>
 </w:styles>
 </file>
 
